--- a/cf/jm/u/files/u051.docx
+++ b/cf/jm/u/files/u051.docx
@@ -20,7 +20,7 @@
     </w:p>
     <w:p>
       <w:r>
-        <w:t>請針對每個題目，把答案填在「回答：」後面（越具體越好）；填好後請放回您的部門資料夾即可，不需回信。</w:t>
+        <w:t>這份問卷是想更了解您的實際作業，好把您的 AI 助理做得更貼近需求。第一部分請把答案填在「回答：」後面（越具體越好）；第二部分只是先讓您了解，之後用的時候再一起調整，不用現在填。填好後放回您的部門資料夾即可，不需回信。</w:t>
       </w:r>
     </w:p>
     <w:p>
@@ -32,8 +32,16 @@
       </w:r>
     </w:p>
     <w:p>
+      <w:pPr>
+        <w:pStyle w:val="Heading2"/>
+      </w:pPr>
       <w:r>
-        <w:t>1. SAP zppr065 撈出的資料欄位與格式是什麼？能否穩定貼上表格內容？</w:t>
+        <w:t>一、請您提供或確認的事情</w:t>
+      </w:r>
+    </w:p>
+    <w:p>
+      <w:r>
+        <w:t>1. 這個助理要幫誰、做什麼？（例：幫生管專員，把 SAP 撈出的資料彙整成 ACF 出貨排程表，發給相關單位）</w:t>
       </w:r>
     </w:p>
     <w:p>
@@ -43,7 +51,7 @@
     </w:p>
     <w:p>
       <w:r>
-        <w:t>2. ACF 出貨排程表要呈現哪些欄位、依什麼排序（要求出貨日？客戶？）？</w:t>
+        <w:t>2. AI 要讀的資料是什麼、怎麼來？（例：在 SAP 用 zppr065 這個 t-code 撈出來的資料，貼上內容）</w:t>
       </w:r>
     </w:p>
     <w:p>
@@ -53,7 +61,7 @@
     </w:p>
     <w:p>
       <w:r>
-        <w:t>3. 製程狀態如何分類（已完工待出/加工中/外包中/待料）？</w:t>
+        <w:t>3. 你希望它做完給你什麼？（例：一份依出貨日排序的出貨排程草稿，供你發給 QC、倉管、業務、生管）</w:t>
       </w:r>
     </w:p>
     <w:p>
@@ -63,7 +71,7 @@
     </w:p>
     <w:p>
       <w:r>
-        <w:t>4. 排程表要發給 QC、倉管、業務、生管，各單位關注欄位是否不同？</w:t>
+        <w:t>4. 排程要照什麼格式？（依你們的「ACF 排程格式」彙整，依出貨日排序分類）</w:t>
       </w:r>
     </w:p>
     <w:p>
@@ -73,7 +81,7 @@
     </w:p>
     <w:p>
       <w:r>
-        <w:t>5. 缺欄位（無出貨日、無狀態）時，一律標待補還是有預設處理？</w:t>
+        <w:t>5. 哪些一定要人做？（覆核後發送由專員自己來，AI 只出草稿、不自動發給所有人）</w:t>
       </w:r>
     </w:p>
     <w:p>
@@ -83,12 +91,45 @@
     </w:p>
     <w:p>
       <w:r>
-        <w:t>6. 輸出格式與檔名慣例？是否要一鍵複製回 Excel？</w:t>
+        <w:t>6. 怕出錯的地方？（出貨日缺、狀態不明就標「待補」，不准 AI 自己編日期或狀態）</w:t>
       </w:r>
     </w:p>
     <w:p>
       <w:r>
         <w:t>回答：</w:t>
+      </w:r>
+    </w:p>
+    <w:p>
+      <w:pPr>
+        <w:pStyle w:val="Heading2"/>
+      </w:pPr>
+      <w:r>
+        <w:t>二、要用了之後、跟 AI 一起調整的事情（先了解即可，不用現在填）</w:t>
+      </w:r>
+    </w:p>
+    <w:p>
+      <w:r>
+        <w:t>• 試用時貼一批真實 zppr065 資料，看它彙整和排序對不對，錯的糾正它</w:t>
+      </w:r>
+    </w:p>
+    <w:p>
+      <w:r>
+        <w:t>• 確認它遇到缺出貨日就標「待補」，而不是自己填一個</w:t>
+      </w:r>
+    </w:p>
+    <w:p>
+      <w:r>
+        <w:t>• 如果它想直接幫你發給所有人，提醒它「要專員覆核後才發送」</w:t>
+      </w:r>
+    </w:p>
+    <w:p>
+      <w:r>
+        <w:t>• 把 zppr065 的欄位對照和 ACF 排程格式講清楚，彙整會更準</w:t>
+      </w:r>
+    </w:p>
+    <w:p>
+      <w:r>
+        <w:t>• 製程狀態如果有代碼，把代碼對照表給它，它才看得懂狀態</w:t>
       </w:r>
     </w:p>
     <w:p/>
@@ -101,8 +142,16 @@
       </w:r>
     </w:p>
     <w:p>
+      <w:pPr>
+        <w:pStyle w:val="Heading2"/>
+      </w:pPr>
       <w:r>
-        <w:t>1. 客戶協同系統與 SAP 的交期資訊如何取得？能否貼上內容或匯出？</w:t>
+        <w:t>一、請您提供或確認的事情</w:t>
+      </w:r>
+    </w:p>
+    <w:p>
+      <w:r>
+        <w:t>1. 這個助理要幫誰、做什麼？（例：幫生管專員，把內製和外包的交期資訊彙整，生成回覆客戶交期的草稿）</w:t>
       </w:r>
     </w:p>
     <w:p>
@@ -112,7 +161,7 @@
     </w:p>
     <w:p>
       <w:r>
-        <w:t>2. 可達性判定規則（內製完工 vs 外包交期 vs 客戶要求交期）如何比？有緩衝天數嗎？</w:t>
+        <w:t>2. AI 要讀的資料是什麼？（例：客戶協同系統和 SAP 的內製、外包交期資訊，貼上內容）</w:t>
       </w:r>
     </w:p>
     <w:p>
@@ -122,7 +171,7 @@
     </w:p>
     <w:p>
       <w:r>
-        <w:t>3. 交期回覆的收件對象（業務、採購、生管）與慣用語氣、範本格式？</w:t>
+        <w:t>3. 你希望它做完給你什麼？（例：一份交期彙整表＋一份交期回覆草稿，供你發給業務、採購、生管）</w:t>
       </w:r>
     </w:p>
     <w:p>
@@ -132,7 +181,7 @@
     </w:p>
     <w:p>
       <w:r>
-        <w:t>4. 交期落後、外包未回等風險，要怎麼標示與提醒？</w:t>
+        <w:t>4. 怎麼判定交期能不能達成？（比對客戶要求交期和內製／外包預計，取較晚者或加緩衝，這個規則要先講清楚）</w:t>
       </w:r>
     </w:p>
     <w:p>
@@ -142,7 +191,7 @@
     </w:p>
     <w:p>
       <w:r>
-        <w:t>5. 回覆草稿是給內部參考、還是要直接發客戶（影響語氣與嚴謹度）？</w:t>
+        <w:t>5. 哪些一定要人做？（實際承諾交期由人確認，AI 不能自己保證如期）</w:t>
       </w:r>
     </w:p>
     <w:p>
@@ -152,12 +201,45 @@
     </w:p>
     <w:p>
       <w:r>
-        <w:t>6. 缺資料（外包未回）時，一律標風險交人確認嗎？</w:t>
+        <w:t>6. 怕出錯的地方？（交期落後、外包沒回覆就標風險，不准 AI 臆造承諾）</w:t>
       </w:r>
     </w:p>
     <w:p>
       <w:r>
         <w:t>回答：</w:t>
+      </w:r>
+    </w:p>
+    <w:p>
+      <w:pPr>
+        <w:pStyle w:val="Heading2"/>
+      </w:pPr>
+      <w:r>
+        <w:t>二、要用了之後、跟 AI 一起調整的事情（先了解即可，不用現在填）</w:t>
+      </w:r>
+    </w:p>
+    <w:p>
+      <w:r>
+        <w:t>• 試用時貼一批真實交期資訊，看它判的可達／落後對不對，錯的糾正它</w:t>
+      </w:r>
+    </w:p>
+    <w:p>
+      <w:r>
+        <w:t>• 如果它直接回客戶「一定如期交貨」，提醒它「交期以實際資料為準、由人確認，不能亂承諾」</w:t>
+      </w:r>
+    </w:p>
+    <w:p>
+      <w:r>
+        <w:t>• 遇到外包沒回交期，確認它標「外包未回、待補」而不是自己編一個日期</w:t>
+      </w:r>
+    </w:p>
+    <w:p>
+      <w:r>
+        <w:t>• 把可達判定規則（取較晚者、加幾天緩衝）和回覆範本補給它</w:t>
+      </w:r>
+    </w:p>
+    <w:p>
+      <w:r>
+        <w:t>• 用久了把常見的風險情況（外包常延、客戶急單）講清楚，它會抓得更準</w:t>
       </w:r>
     </w:p>
     <w:p/>
@@ -170,8 +252,16 @@
       </w:r>
     </w:p>
     <w:p>
+      <w:pPr>
+        <w:pStyle w:val="Heading2"/>
+      </w:pPr>
       <w:r>
-        <w:t>1. 外包交期資訊從客戶協同系統與 SAP 如何取得？能否貼上或匯出？</w:t>
+        <w:t>一、請您提供或確認的事情</w:t>
+      </w:r>
+    </w:p>
+    <w:p>
+      <w:r>
+        <w:t>1. 這個助理要幫誰、做什麼？（例：幫生管專員，把外包交期資訊彙整成一張外包交期回覆明細表）</w:t>
       </w:r>
     </w:p>
     <w:p>
@@ -181,7 +271,7 @@
     </w:p>
     <w:p>
       <w:r>
-        <w:t>2. 外包明細要呈現哪些欄位？依供應商分組還是依交期排序？</w:t>
+        <w:t>2. AI 要讀的資料是什麼？（例：客戶協同系統和 SAP 的外包交期資訊，貼上內容）</w:t>
       </w:r>
     </w:p>
     <w:p>
@@ -191,7 +281,7 @@
     </w:p>
     <w:p>
       <w:r>
-        <w:t>3. 回覆狀態分類（已回覆/未回覆/交期落後）如何定義與判定？</w:t>
+        <w:t>3. 你希望它做完給你什麼？（例：一份依供應商和交期分類的外包明細表草稿，供你發給採購、業務、QC）</w:t>
       </w:r>
     </w:p>
     <w:p>
@@ -201,7 +291,7 @@
     </w:p>
     <w:p>
       <w:r>
-        <w:t>4. 供應商對照（工序→供應商）是否有現成清單可放知識庫？</w:t>
+        <w:t>4. 要怎麼分類、標什麼？（依供應商和交期分類，並標出哪些未回覆、哪些交期落後）</w:t>
       </w:r>
     </w:p>
     <w:p>
@@ -211,7 +301,7 @@
     </w:p>
     <w:p>
       <w:r>
-        <w:t>5. 明細表發給採購、業務、QC，各單位關注欄位是否不同？</w:t>
+        <w:t>5. 哪些一定要人做？（覆核後發送由專員自己來，AI 只出草稿）</w:t>
       </w:r>
     </w:p>
     <w:p>
@@ -221,12 +311,45 @@
     </w:p>
     <w:p>
       <w:r>
-        <w:t>6. 未回覆、交期落後的提醒方式（標色、置頂、彙總數）？</w:t>
+        <w:t>6. 怕出錯的地方？（供應商沒回交期就標「未回覆、待補」，不准 AI 自己編交期）</w:t>
       </w:r>
     </w:p>
     <w:p>
       <w:r>
         <w:t>回答：</w:t>
+      </w:r>
+    </w:p>
+    <w:p>
+      <w:pPr>
+        <w:pStyle w:val="Heading2"/>
+      </w:pPr>
+      <w:r>
+        <w:t>二、要用了之後、跟 AI 一起調整的事情（先了解即可，不用現在填）</w:t>
+      </w:r>
+    </w:p>
+    <w:p>
+      <w:r>
+        <w:t>• 試用時貼一批真實外包交期資料，看它依供應商分類和標未回／落後對不對，錯的糾正它</w:t>
+      </w:r>
+    </w:p>
+    <w:p>
+      <w:r>
+        <w:t>• 確認它遇到供應商未回交期時標「未回覆、待補」，而不是自己補一個日期</w:t>
+      </w:r>
+    </w:p>
+    <w:p>
+      <w:r>
+        <w:t>• 如果它想直接幫你跟供應商說交期，提醒它「交期以供應商回覆為準、由人確認」</w:t>
+      </w:r>
+    </w:p>
+    <w:p>
+      <w:r>
+        <w:t>• 把外包供應商對照表和明細格式給它，分類和彙整會更準</w:t>
+      </w:r>
+    </w:p>
+    <w:p>
+      <w:r>
+        <w:t>• 用久了把回覆狀態的判定規則（多久沒回算未回）講清楚，它會更少誤判</w:t>
       </w:r>
     </w:p>
     <w:p/>
